--- a/docs/fr/Chapitre_VI_bis_Amerique_Sud_Bresil.docx
+++ b/docs/fr/Chapitre_VI_bis_Amerique_Sud_Bresil.docx
@@ -99,7 +99,7 @@
                 <w:color w:val="1A2744"/>
                 <w:sz w:val="22"/>
               </w:rPr>
-              <w:t>76,9 pct du compute IA operationnel mondial = USA</w:t>
+              <w:t>78,9 pct du compute IA operationnel mondial = USA</w:t>
             </w:r>
           </w:p>
         </w:tc>
@@ -141,7 +141,7 @@
                 <w:color w:val="1A2744"/>
                 <w:sz w:val="22"/>
               </w:rPr>
-              <w:t>3,46:1 ratio CACI US/EU (Power Mode)</w:t>
+              <w:t>3,47:1 ratio CACI US/EU (Power Mode)</w:t>
             </w:r>
           </w:p>
         </w:tc>
@@ -376,7 +376,7 @@
           <w:color w:val="202020"/>
           <w:sz w:val="22"/>
         </w:rPr>
-        <w:t>Ce dynamique d'adoption contraste avec un deficit infrastructurel considerable. Les pays a revenu eleve hebergent 78,9 pour cent de la capacite mondiale de data centers en colocation (juin 2025), contre 18 pour cent pour les pays a revenu intermediaire superieur et 5 pour cent pour les pays a revenu intermediaire inferieur.[3] Les pays a haut revenu concentrent egalement 87 pour cent des modeles IA notables, 86 pour cent des startups IA et 91 pour cent du capital-risque IA, alors qu'ils ne representent que 17 pour cent de la population mondiale. L'Amerique latine se situe dans la categorie intermediaire : consommatrice dynamique d'IA, mais quasi-entierement dependante de l'infrastructure etrangere (americaine et, de plus en plus, chinoise) pour le compute.</w:t>
+        <w:t>Ce dynamique d'adoption contraste avec un deficit infrastructurel considerable. Les pays a revenu eleve hebergent 77 pour cent de la capacite mondiale de data centers en colocation (juin 2025), contre 18 pour cent pour les pays a revenu intermediaire superieur et 5 pour cent pour les pays a revenu intermediaire inferieur.[3] Les pays a haut revenu concentrent egalement 87 pour cent des modeles IA notables, 86 pour cent des startups IA et 91 pour cent du capital-risque IA, alors qu'ils ne representent que 17 pour cent de la population mondiale. L'Amerique latine se situe dans la categorie intermediaire : consommatrice dynamique d'IA, mais quasi-entierement dependante de l'infrastructure etrangere (americaine et, de plus en plus, chinoise) pour le compute.</w:t>
       </w:r>
     </w:p>
     <w:p>
@@ -2102,7 +2102,7 @@
           <w:color w:val="555555"/>
           <w:sz w:val="18"/>
         </w:rPr>
-        <w:t>Banque mondiale (novembre 2025), Digital Progress and Trends Report 2025 : Strengthening AI Foundations. Pays a revenu eleve : 78,9 pct capacite DC en colocation, 87 pct modeles IA notables, 86 pct startups IA, 91 pct capital-risque IA.</w:t>
+        <w:t>Banque mondiale (novembre 2025), Digital Progress and Trends Report 2025 : Strengthening AI Foundations. Pays a revenu eleve : 77 pct capacite DC en colocation, 87 pct modeles IA notables, 86 pct startups IA, 91 pct capital-risque IA.</w:t>
       </w:r>
     </w:p>
     <w:p>
